--- a/Base Application/Inventory/Reports/InventoryCustomerSales.docx
+++ b/Base Application/Inventory/Reports/InventoryCustomerSales.docx
@@ -4613,221 +4613,154 @@
 </a:theme>
 </file>
 
-<file path=customXml/item1.xml>��< ? x m l   v e r s i o n = " 1 . 0 "   e n c o d i n g = " u t f - 1 6 " ? > - 
- < N a v W o r d R e p o r t X m l P a r t   x m l n s = " u r n : m i c r o s o f t - d y n a m i c s - n a v / r e p o r t s / I n v e n t o r y _ C u s t o m e r _ S a l e s / 7 1 3 / " > - 
-     < B C R e p o r t I n f o r m a t i o n > - 
-         < R e p o r t M e t a d a t a > - 
-             < E x t e n s i o n I d > E x t e n s i o n   I D < / E x t e n s i o n I d > - 
-             < E x t e n s i o n N a m e > E x t e n s i o n   N a m e < / E x t e n s i o n N a m e > - 
-             < E x t e n s i o n P u b l i s h e r > E x t e n s i o n   P u b l i s h e r < / E x t e n s i o n P u b l i s h e r > - 
-             < E x t e n s i o n V e r s i o n > E x t e n s i o n   V e r s i o n < / E x t e n s i o n V e r s i o n > - 
-             < R e p o r t I d > R e p o r t   I D < / R e p o r t I d > - 
-             < R e p o r t N a m e > R e p o r t   N a m e < / R e p o r t N a m e > - 
-             < A b o u t T h i s R e p o r t T i t l e > A b o u t   T h i s   R e p o r t   T i t l e < / A b o u t T h i s R e p o r t T i t l e > - 
-             < A b o u t T h i s R e p o r t T e x t > A b o u t   T h i s   R e p o r t   T e x t < / A b o u t T h i s R e p o r t T e x t > - 
-             < R e p o r t H e l p L i n k > R e p o r t   H e l p   L i n k < / R e p o r t H e l p L i n k > - 
-         < / R e p o r t M e t a d a t a > - 
-         < R e p o r t R e q u e s t > - 
-             < T e n a n t E n t r a I d > T e n a n t   E n t r a   I d < / T e n a n t E n t r a I d > - 
-             < E n v i r o n m e n t N a m e > E n v i r o n m e n t   N a m e < / E n v i r o n m e n t N a m e > - 
-             < E n v i r o n m e n t T y p e > E n v i r o n m e n t   T y p e < / E n v i r o n m e n t T y p e > - 
-             < C o m p a n y N a m e > C o m p a n y   N a m e < / C o m p a n y N a m e > - 
-             < C o m p a n y D i s p l a y N a m e > C o m p a n y   D i s p l a y   N a m e < / C o m p a n y D i s p l a y N a m e > - 
-             < C o m p a n y I d > C o m p a n y   I D < / C o m p a n y I d > - 
-             < U s e r N a m e > U s e r   N a m e < / U s e r N a m e > - 
-             < D a t e A n d T i m e > D a t e   a n d   T i m e < / D a t e A n d T i m e > - 
-             < L a n g u a g e > L a n g u a g e < / L a n g u a g e > - 
-             < F o r m a t R e g i o n > F o r m a t   R e g i o n < / F o r m a t R e g i o n > - 
-             < D a t e T i m e V a l u e s > - 
-                 < Y e a r > Y e a r < / Y e a r > - 
-                 < M o n t h N u m b e r > M o n t h   N u m b e r < / M o n t h N u m b e r > - 
-                 < D a y N u m b e r > D a y   N u m b e r < / D a y N u m b e r > - 
-                 < H o u r > H o u r < / H o u r > - 
-                 < M i n u t e > M i n u t e < / M i n u t e > - 
-             < / D a t e T i m e V a l u e s > - 
-         < / R e p o r t R e q u e s t > - 
-     < / B C R e p o r t I n f o r m a t i o n > - 
-     < L a b e l s > - 
-         < A b o u t T h e R e p o r t L b l > A b o u t T h e R e p o r t L b l < / A b o u t T h e R e p o r t L b l > - 
-         < A m o u n t > A m o u n t < / A m o u n t > - 
-         < A m o u n t L b l > A m o u n t L b l < / A m o u n t L b l > - 
-         < B a s e U n i t o f M e a s u r e _ I t e m C a p t i o n > B a s e U n i t o f M e a s u r e _ I t e m C a p t i o n < / B a s e U n i t o f M e a s u r e _ I t e m C a p t i o n > - 
-         < C o m p a n y L b l > C o m p a n y L b l < / C o m p a n y L b l > - 
-         < C u s t N a m e L b l > C u s t N a m e L b l < / C u s t N a m e L b l > - 
-         < C u s t o m e r N o > C u s t o m e r N o < / C u s t o m e r N o > - 
-         < C u s t o m e r N o L b l > C u s t o m e r N o L b l < / C u s t o m e r N o L b l > - 
-         < D a t a R e t r i e v e d L b l > D a t a R e t r i e v e d L b l < / D a t a R e t r i e v e d L b l > - 
-         < D e s c r i p t i o n _ I t e m C a p t i o n > D e s c r i p t i o n _ I t e m C a p t i o n < / D e s c r i p t i o n _ I t e m C a p t i o n > - 
-         < D i s c o u n t A m t > D i s c o u n t A m t < / D i s c o u n t A m t > - 
-         < D i s c o u n t A m t L b l > D i s c o u n t A m t L b l < / D i s c o u n t A m t L b l > - 
-         < D o c u m e n t a t i o n L b l > D o c u m e n t a t i o n L b l < / D o c u m e n t a t i o n L b l > - 
-         < E n v i r o n m e n t L b l > E n v i r o n m e n t L b l < / E n v i r o n m e n t L b l > - 
-         < I n v C u s t o m e r S a l e s A n a l y s i s L b l > I n v C u s t o m e r S a l e s A n a l y s i s L b l < / I n v C u s t o m e r S a l e s A n a l y s i s L b l > - 
-         < I n v C u s t o m e r S a l e s P r i n t L b l > I n v C u s t o m e r S a l e s P r i n t L b l < / I n v C u s t o m e r S a l e s P r i n t L b l > - 
-         < I n v e n t o r y C u s t o m e r S a l e s L b l > I n v e n t o r y C u s t o m e r S a l e s L b l < / I n v e n t o r y C u s t o m e r S a l e s L b l > - 
-         < I n v o i c e d Q t y > I n v o i c e d Q t y < / I n v o i c e d Q t y > - 
-         < I n v Q t y L b l > I n v Q t y L b l < / I n v Q t y L b l > - 
-         < N a m e > N a m e < / N a m e > - 
-         < N o _ I t e m C a p t i o n > N o _ I t e m C a p t i o n < / N o _ I t e m C a p t i o n > - 
-         < P a g e > P a g e < / P a g e > - 
-         < P e r i o d L b l > P e r i o d L b l < / P e r i o d L b l > - 
-         < P r o f i t > P r o f i t < / P r o f i t > - 
-         < P r o f i t _ I t e m L e d g E n t r y C a p t i o n > P r o f i t _ I t e m L e d g E n t r y C a p t i o n < / P r o f i t _ I t e m L e d g E n t r y C a p t i o n > - 
-         < P r o f i t L b l > P r o f i t L b l < / P r o f i t L b l > - 
-         < P r o f i t P c t > P r o f i t P c t < / P r o f i t P c t > - 
-         < P r o f i t P c t L b l > P r o f i t P c t L b l < / P r o f i t P c t L b l > - 
-         < R e p o r t N a m e L b l > R e p o r t N a m e L b l < / R e p o r t N a m e L b l > - 
-         < R e p o r t T i t l e > R e p o r t T i t l e < / R e p o r t T i t l e > - 
-         < R u n O n L b l > R u n O n L b l < / R u n O n L b l > - 
-         < S a l e s A m t A c t u a l _ I t e m L e d g E n t r y C a p t i o n > S a l e s A m t A c t u a l _ I t e m L e d g E n t r y C a p t i o n < / S a l e s A m t A c t u a l _ I t e m L e d g E n t r y C a p t i o n > - 
-         < S o u r c e N o _ I t e m L e d g E n t r y C a p t i o n > S o u r c e N o _ I t e m L e d g E n t r y C a p t i o n < / S o u r c e N o _ I t e m L e d g E n t r y C a p t i o n > - 
-         < T o t a l > T o t a l < / T o t a l > - 
-         < U s e r L b l > U s e r L b l < / U s e r L b l > - 
-     < / L a b e l s > - 
-     < R e p o r t H e a d e r > - 
-         < C o m p a n y N a m e > C o m p a n y N a m e < / C o m p a n y N a m e > - 
-         < I t e m F i l t e r > I t e m F i l t e r < / I t e m F i l t e r > - 
-         < I t e m L e d g E n t r y F i l t e r > I t e m L e d g E n t r y F i l t e r < / I t e m L e d g E n t r y F i l t e r > - 
-         < P e r i o d T e x t > P e r i o d T e x t < / P e r i o d T e x t > - 
-     < / R e p o r t H e a d e r > - 
-     < I t e m > - 
-         < B a s e U n i t o f M e a s u r e _ I t e m > B a s e U n i t o f M e a s u r e _ I t e m < / B a s e U n i t o f M e a s u r e _ I t e m > - 
-         < D e s c r i p t i o n _ I t e m > D e s c r i p t i o n _ I t e m < / D e s c r i p t i o n _ I t e m > - 
-         < N o _ I t e m > N o _ I t e m < / N o _ I t e m > - 
-         < I t e m _ L e d g e r _ E n t r y > - 
-             < I n t e g e r > - 
-                 < C u s t N a m e > C u s t N a m e < / C u s t N a m e > - 
-                 < D i s c o u n t A m o u n t > D i s c o u n t A m o u n t < / D i s c o u n t A m o u n t > - 
-                 < I n v Q t y _ I t e m L e d g E n t r y > I n v Q t y _ I t e m L e d g E n t r y < / I n v Q t y _ I t e m L e d g E n t r y > - 
-                 < P r o f i t _ I t e m L e d g E n t r y > P r o f i t _ I t e m L e d g E n t r y < / P r o f i t _ I t e m L e d g E n t r y > - 
-                 < P r o f i t P c t _ I t e m L e d g E n t r y > P r o f i t P c t _ I t e m L e d g E n t r y < / P r o f i t P c t _ I t e m L e d g E n t r y > - 
-                 < S a l e s A m t A c t u a l _ I t e m L e d g E n t r y > S a l e s A m t A c t u a l _ I t e m L e d g E n t r y < / S a l e s A m t A c t u a l _ I t e m L e d g E n t r y > - 
-                 < S o u r c e N o _ I t e m L e d g E n t r y > S o u r c e N o _ I t e m L e d g E n t r y < / S o u r c e N o _ I t e m L e d g E n t r y > - 
-             < / I n t e g e r > - 
-         < / I t e m _ L e d g e r _ E n t r y > - 
-         < S u b T o t a l s > - 
-             < S u b T o t a l s _ D e s c r i p t i o n > S u b T o t a l s _ D e s c r i p t i o n < / S u b T o t a l s _ D e s c r i p t i o n > - 
-             < S u b T o t a l s _ D i s c o u n t A m o u n t > S u b T o t a l s _ D i s c o u n t A m o u n t < / S u b T o t a l s _ D i s c o u n t A m o u n t > - 
-             < S u b T o t a l s _ I n v Q t y > S u b T o t a l s _ I n v Q t y < / S u b T o t a l s _ I n v Q t y > - 
-             < S u b T o t a l s _ P r o f i t > S u b T o t a l s _ P r o f i t < / S u b T o t a l s _ P r o f i t > - 
-             < S u b T o t a l s _ P r o f i t P c t > S u b T o t a l s _ P r o f i t P c t < / S u b T o t a l s _ P r o f i t P c t > - 
-             < S u b T o t a l s _ S a l e s A m t A c t u a l > S u b T o t a l s _ S a l e s A m t A c t u a l < / S u b T o t a l s _ S a l e s A m t A c t u a l > - 
-         < / S u b T o t a l s > - 
-     < / I t e m > - 
-     < T o t a l s > - 
-         < T o t a l s _ D i s c o u n t A m o u n t > T o t a l s _ D i s c o u n t A m o u n t < / T o t a l s _ D i s c o u n t A m o u n t > - 
-         < T o t a l s _ P r o f i t > T o t a l s _ P r o f i t < / T o t a l s _ P r o f i t > - 
-         < T o t a l s _ P r o f i t P c t > T o t a l s _ P r o f i t P c t < / T o t a l s _ P r o f i t P c t > - 
-         < T o t a l s _ S a l e s A m t A c t u a l > T o t a l s _ S a l e s A m t A c t u a l < / T o t a l s _ S a l e s A m t A c t u a l > - 
-     < / T o t a l s > - 
- < / N a v W o r d R e p o r t X m l P a r t > 
+<file path=customXml/item1.xml><?xml version="1.0" encoding="utf-8"?>
+<NavWordReportXmlPart xmlns="urn:microsoft-dynamics-nav/reports/Inventory_Customer_Sales/713/">
+  <BCReportInformation>
+    <ReportMetadata>
+      <ExtensionId>Extension ID</ExtensionId>
+      <ExtensionName>Extension Name</ExtensionName>
+      <ExtensionPublisher>Extension Publisher</ExtensionPublisher>
+      <ExtensionVersion>Extension Version</ExtensionVersion>
+      <ReportId>Report ID</ReportId>
+      <ReportName>Report Name</ReportName>
+      <AboutThisReportTitle>About This Report Title</AboutThisReportTitle>
+      <AboutThisReportText>About This Report Text</AboutThisReportText>
+      <ReportHelpLink>Report Help Link</ReportHelpLink>
+      <ReportCaption>Report Caption</ReportCaption>
+    </ReportMetadata>
+    <ReportRequest>
+      <TenantEntraId>Tenant Entra Id</TenantEntraId>
+      <EnvironmentName>Environment Name</EnvironmentName>
+      <EnvironmentType>Environment Type</EnvironmentType>
+      <CompanyName>Company Name</CompanyName>
+      <CompanyDisplayName>Company Display Name</CompanyDisplayName>
+      <CompanyId>Company ID</CompanyId>
+      <UserName>User Name</UserName>
+      <DateAndTime>Date and Time</DateAndTime>
+      <Language>Language</Language>
+      <FormatRegion>Format Region</FormatRegion>
+      <DateTimeValues>
+        <Year>Year</Year>
+        <MonthNumber>Month Number</MonthNumber>
+        <DayNumber>Day Number</DayNumber>
+        <Hour>Hour</Hour>
+        <Minute>Minute</Minute>
+      </DateTimeValues>
+    </ReportRequest>
+    <CompanyMetadata>
+      <CompanyName>Company Name</CompanyName>
+      <CompanyDisplayName>Company Display Name</CompanyDisplayName>
+      <CompanyAddressLines>
+        <CompanyAddressLine1>Company Address Line 1</CompanyAddressLine1>
+        <CompanyAddressLine2>Company Address Line 2</CompanyAddressLine2>
+        <CompanyAddressLine3>Company Address Line 3</CompanyAddressLine3>
+        <CompanyAddressLine4>Company Address Line 4</CompanyAddressLine4>
+        <CompanyAddressLine5>Company Address Line 5</CompanyAddressLine5>
+        <CompanyAddressLine6>Company Address Line 6</CompanyAddressLine6>
+        <CompanyAddressLine7>Company Address Line 7</CompanyAddressLine7>
+        <CompanyAddressLine8>Company Address Line 8</CompanyAddressLine8>
+      </CompanyAddressLines>
+      <CompanyPhone>Company Phone</CompanyPhone>
+      <CompanyPhoneCaption>Company Phone Caption</CompanyPhoneCaption>
+      <CompanyFaxNo>Company Fax No.</CompanyFaxNo>
+      <CompanyFaxNoCaption>Company Fax No. Caption</CompanyFaxNoCaption>
+      <CompanyEmail>Company Email</CompanyEmail>
+      <CompanyEmailCaption>Company Email Caption</CompanyEmailCaption>
+      <CompanyHomePage>Company Home Page</CompanyHomePage>
+      <CompanyHomePageCaption>Company Home Page Caption</CompanyHomePageCaption>
+      <CompanyLogo>Company Logo</CompanyLogo>
+      <CompanyVATRegistrationNo>Company VAT Registration No.</CompanyVATRegistrationNo>
+      <CompanyVATRegistrationNoCaption>Company VAT Registration No. Caption</CompanyVATRegistrationNoCaption>
+      <CompanyRegistrationNo>Company Registration No.</CompanyRegistrationNo>
+      <CompanyRegistrationNoCaption>Company Registration No. Caption</CompanyRegistrationNoCaption>
+      <CompanyBankName>Company Bank Name</CompanyBankName>
+      <CompanyBankNameCaption>Company Bank Name Caption</CompanyBankNameCaption>
+      <CompanyBankAccountNo>Company Bank Account No.</CompanyBankAccountNo>
+      <CompanyBankAccountNoCaption>Company Bank Account No. Caption</CompanyBankAccountNoCaption>
+      <CompanyBankBranchNo>Company Bank Branch No.</CompanyBankBranchNo>
+      <CompanyBankBranchNoCaption>Company Bank Branch No. Caption</CompanyBankBranchNoCaption>
+      <CompanyIBAN>Company IBAN</CompanyIBAN>
+      <CompanyIBANCaption>Company IBAN Caption</CompanyIBANCaption>
+      <CompanyBankSWIFT>Company Bank SWIFT</CompanyBankSWIFT>
+      <CompanyBankSWIFTCaption>Company Bank SWIFT Caption</CompanyBankSWIFTCaption>
+      <CompanyGiroNo>Company Giro No.</CompanyGiroNo>
+      <CompanyGiroNoCaption>Company Giro No. Caption</CompanyGiroNoCaption>
+    </CompanyMetadata>
+  </BCReportInformation>
+  <Labels>
+    <AboutTheReportLbl>AboutTheReportLbl</AboutTheReportLbl>
+    <Amount>Amount</Amount>
+    <AmountLbl>AmountLbl</AmountLbl>
+    <BaseUnitofMeasure_ItemCaption>BaseUnitofMeasure_ItemCaption</BaseUnitofMeasure_ItemCaption>
+    <CompanyLbl>CompanyLbl</CompanyLbl>
+    <CustNameLbl>CustNameLbl</CustNameLbl>
+    <CustomerNo>CustomerNo</CustomerNo>
+    <CustomerNoLbl>CustomerNoLbl</CustomerNoLbl>
+    <DataRetrievedLbl>DataRetrievedLbl</DataRetrievedLbl>
+    <Description_ItemCaption>Description_ItemCaption</Description_ItemCaption>
+    <DiscountAmt>DiscountAmt</DiscountAmt>
+    <DiscountAmtLbl>DiscountAmtLbl</DiscountAmtLbl>
+    <DocumentationLbl>DocumentationLbl</DocumentationLbl>
+    <EnvironmentLbl>EnvironmentLbl</EnvironmentLbl>
+    <InvCustomerSalesAnalysisLbl>InvCustomerSalesAnalysisLbl</InvCustomerSalesAnalysisLbl>
+    <InvCustomerSalesPrintLbl>InvCustomerSalesPrintLbl</InvCustomerSalesPrintLbl>
+    <InventoryCustomerSalesLbl>InventoryCustomerSalesLbl</InventoryCustomerSalesLbl>
+    <InvoicedQty>InvoicedQty</InvoicedQty>
+    <InvQtyLbl>InvQtyLbl</InvQtyLbl>
+    <Name>Name</Name>
+    <No_ItemCaption>No_ItemCaption</No_ItemCaption>
+    <Page>Page</Page>
+    <PeriodLbl>PeriodLbl</PeriodLbl>
+    <Profit>Profit</Profit>
+    <Profit_ItemLedgEntryCaption>Profit_ItemLedgEntryCaption</Profit_ItemLedgEntryCaption>
+    <ProfitLbl>ProfitLbl</ProfitLbl>
+    <ProfitPct>ProfitPct</ProfitPct>
+    <ProfitPctLbl>ProfitPctLbl</ProfitPctLbl>
+    <ReportNameLbl>ReportNameLbl</ReportNameLbl>
+    <ReportTitle>ReportTitle</ReportTitle>
+    <RunOnLbl>RunOnLbl</RunOnLbl>
+    <SalesAmtActual_ItemLedgEntryCaption>SalesAmtActual_ItemLedgEntryCaption</SalesAmtActual_ItemLedgEntryCaption>
+    <SourceNo_ItemLedgEntryCaption>SourceNo_ItemLedgEntryCaption</SourceNo_ItemLedgEntryCaption>
+    <Total>Total</Total>
+    <UserLbl>UserLbl</UserLbl>
+  </Labels>
+  <ReportHeader>
+    <CompanyName>CompanyName</CompanyName>
+    <ItemFilter>ItemFilter</ItemFilter>
+    <ItemLedgEntryFilter>ItemLedgEntryFilter</ItemLedgEntryFilter>
+    <PeriodText>PeriodText</PeriodText>
+  </ReportHeader>
+  <Item>
+    <BaseUnitofMeasure_Item>BaseUnitofMeasure_Item</BaseUnitofMeasure_Item>
+    <Description_Item>Description_Item</Description_Item>
+    <No_Item>No_Item</No_Item>
+    <Item_Ledger_Entry>
+      <Integer>
+        <CustName>CustName</CustName>
+        <DiscountAmount>DiscountAmount</DiscountAmount>
+        <InvQty_ItemLedgEntry>InvQty_ItemLedgEntry</InvQty_ItemLedgEntry>
+        <Profit_ItemLedgEntry>Profit_ItemLedgEntry</Profit_ItemLedgEntry>
+        <ProfitPct_ItemLedgEntry>ProfitPct_ItemLedgEntry</ProfitPct_ItemLedgEntry>
+        <SalesAmtActual_ItemLedgEntry>SalesAmtActual_ItemLedgEntry</SalesAmtActual_ItemLedgEntry>
+        <SourceNo_ItemLedgEntry>SourceNo_ItemLedgEntry</SourceNo_ItemLedgEntry>
+      </Integer>
+    </Item_Ledger_Entry>
+    <SubTotals>
+      <SubTotals_Description>SubTotals_Description</SubTotals_Description>
+      <SubTotals_DiscountAmount>SubTotals_DiscountAmount</SubTotals_DiscountAmount>
+      <SubTotals_InvQty>SubTotals_InvQty</SubTotals_InvQty>
+      <SubTotals_Profit>SubTotals_Profit</SubTotals_Profit>
+      <SubTotals_ProfitPct>SubTotals_ProfitPct</SubTotals_ProfitPct>
+      <SubTotals_SalesAmtActual>SubTotals_SalesAmtActual</SubTotals_SalesAmtActual>
+    </SubTotals>
+  </Item>
+  <Totals>
+    <Totals_DiscountAmount>Totals_DiscountAmount</Totals_DiscountAmount>
+    <Totals_Profit>Totals_Profit</Totals_Profit>
+    <Totals_ProfitPct>Totals_ProfitPct</Totals_ProfitPct>
+    <Totals_SalesAmtActual>Totals_SalesAmtActual</Totals_SalesAmtActual>
+  </Totals>
+</NavWordReportXmlPart>
 </file>
 
 <file path=customXml/itemProps1.xml><?xml version="1.0" encoding="utf-8"?>

--- a/Base Application/Inventory/Reports/InventoryCustomerSales.docx
+++ b/Base Application/Inventory/Reports/InventoryCustomerSales.docx
@@ -4613,154 +4613,221 @@
 </a:theme>
 </file>
 
-<file path=customXml/item1.xml><?xml version="1.0" encoding="utf-8"?>
-<NavWordReportXmlPart xmlns="urn:microsoft-dynamics-nav/reports/Inventory_Customer_Sales/713/">
-  <BCReportInformation>
-    <ReportMetadata>
-      <ExtensionId>Extension ID</ExtensionId>
-      <ExtensionName>Extension Name</ExtensionName>
-      <ExtensionPublisher>Extension Publisher</ExtensionPublisher>
-      <ExtensionVersion>Extension Version</ExtensionVersion>
-      <ReportId>Report ID</ReportId>
-      <ReportName>Report Name</ReportName>
-      <AboutThisReportTitle>About This Report Title</AboutThisReportTitle>
-      <AboutThisReportText>About This Report Text</AboutThisReportText>
-      <ReportHelpLink>Report Help Link</ReportHelpLink>
-      <ReportCaption>Report Caption</ReportCaption>
-    </ReportMetadata>
-    <ReportRequest>
-      <TenantEntraId>Tenant Entra Id</TenantEntraId>
-      <EnvironmentName>Environment Name</EnvironmentName>
-      <EnvironmentType>Environment Type</EnvironmentType>
-      <CompanyName>Company Name</CompanyName>
-      <CompanyDisplayName>Company Display Name</CompanyDisplayName>
-      <CompanyId>Company ID</CompanyId>
-      <UserName>User Name</UserName>
-      <DateAndTime>Date and Time</DateAndTime>
-      <Language>Language</Language>
-      <FormatRegion>Format Region</FormatRegion>
-      <DateTimeValues>
-        <Year>Year</Year>
-        <MonthNumber>Month Number</MonthNumber>
-        <DayNumber>Day Number</DayNumber>
-        <Hour>Hour</Hour>
-        <Minute>Minute</Minute>
-      </DateTimeValues>
-    </ReportRequest>
-    <CompanyMetadata>
-      <CompanyName>Company Name</CompanyName>
-      <CompanyDisplayName>Company Display Name</CompanyDisplayName>
-      <CompanyAddressLines>
-        <CompanyAddressLine1>Company Address Line 1</CompanyAddressLine1>
-        <CompanyAddressLine2>Company Address Line 2</CompanyAddressLine2>
-        <CompanyAddressLine3>Company Address Line 3</CompanyAddressLine3>
-        <CompanyAddressLine4>Company Address Line 4</CompanyAddressLine4>
-        <CompanyAddressLine5>Company Address Line 5</CompanyAddressLine5>
-        <CompanyAddressLine6>Company Address Line 6</CompanyAddressLine6>
-        <CompanyAddressLine7>Company Address Line 7</CompanyAddressLine7>
-        <CompanyAddressLine8>Company Address Line 8</CompanyAddressLine8>
-      </CompanyAddressLines>
-      <CompanyPhone>Company Phone</CompanyPhone>
-      <CompanyPhoneCaption>Company Phone Caption</CompanyPhoneCaption>
-      <CompanyFaxNo>Company Fax No.</CompanyFaxNo>
-      <CompanyFaxNoCaption>Company Fax No. Caption</CompanyFaxNoCaption>
-      <CompanyEmail>Company Email</CompanyEmail>
-      <CompanyEmailCaption>Company Email Caption</CompanyEmailCaption>
-      <CompanyHomePage>Company Home Page</CompanyHomePage>
-      <CompanyHomePageCaption>Company Home Page Caption</CompanyHomePageCaption>
-      <CompanyLogo>Company Logo</CompanyLogo>
-      <CompanyVATRegistrationNo>Company VAT Registration No.</CompanyVATRegistrationNo>
-      <CompanyVATRegistrationNoCaption>Company VAT Registration No. Caption</CompanyVATRegistrationNoCaption>
-      <CompanyRegistrationNo>Company Registration No.</CompanyRegistrationNo>
-      <CompanyRegistrationNoCaption>Company Registration No. Caption</CompanyRegistrationNoCaption>
-      <CompanyBankName>Company Bank Name</CompanyBankName>
-      <CompanyBankNameCaption>Company Bank Name Caption</CompanyBankNameCaption>
-      <CompanyBankAccountNo>Company Bank Account No.</CompanyBankAccountNo>
-      <CompanyBankAccountNoCaption>Company Bank Account No. Caption</CompanyBankAccountNoCaption>
-      <CompanyBankBranchNo>Company Bank Branch No.</CompanyBankBranchNo>
-      <CompanyBankBranchNoCaption>Company Bank Branch No. Caption</CompanyBankBranchNoCaption>
-      <CompanyIBAN>Company IBAN</CompanyIBAN>
-      <CompanyIBANCaption>Company IBAN Caption</CompanyIBANCaption>
-      <CompanyBankSWIFT>Company Bank SWIFT</CompanyBankSWIFT>
-      <CompanyBankSWIFTCaption>Company Bank SWIFT Caption</CompanyBankSWIFTCaption>
-      <CompanyGiroNo>Company Giro No.</CompanyGiroNo>
-      <CompanyGiroNoCaption>Company Giro No. Caption</CompanyGiroNoCaption>
-    </CompanyMetadata>
-  </BCReportInformation>
-  <Labels>
-    <AboutTheReportLbl>AboutTheReportLbl</AboutTheReportLbl>
-    <Amount>Amount</Amount>
-    <AmountLbl>AmountLbl</AmountLbl>
-    <BaseUnitofMeasure_ItemCaption>BaseUnitofMeasure_ItemCaption</BaseUnitofMeasure_ItemCaption>
-    <CompanyLbl>CompanyLbl</CompanyLbl>
-    <CustNameLbl>CustNameLbl</CustNameLbl>
-    <CustomerNo>CustomerNo</CustomerNo>
-    <CustomerNoLbl>CustomerNoLbl</CustomerNoLbl>
-    <DataRetrievedLbl>DataRetrievedLbl</DataRetrievedLbl>
-    <Description_ItemCaption>Description_ItemCaption</Description_ItemCaption>
-    <DiscountAmt>DiscountAmt</DiscountAmt>
-    <DiscountAmtLbl>DiscountAmtLbl</DiscountAmtLbl>
-    <DocumentationLbl>DocumentationLbl</DocumentationLbl>
-    <EnvironmentLbl>EnvironmentLbl</EnvironmentLbl>
-    <InvCustomerSalesAnalysisLbl>InvCustomerSalesAnalysisLbl</InvCustomerSalesAnalysisLbl>
-    <InvCustomerSalesPrintLbl>InvCustomerSalesPrintLbl</InvCustomerSalesPrintLbl>
-    <InventoryCustomerSalesLbl>InventoryCustomerSalesLbl</InventoryCustomerSalesLbl>
-    <InvoicedQty>InvoicedQty</InvoicedQty>
-    <InvQtyLbl>InvQtyLbl</InvQtyLbl>
-    <Name>Name</Name>
-    <No_ItemCaption>No_ItemCaption</No_ItemCaption>
-    <Page>Page</Page>
-    <PeriodLbl>PeriodLbl</PeriodLbl>
-    <Profit>Profit</Profit>
-    <Profit_ItemLedgEntryCaption>Profit_ItemLedgEntryCaption</Profit_ItemLedgEntryCaption>
-    <ProfitLbl>ProfitLbl</ProfitLbl>
-    <ProfitPct>ProfitPct</ProfitPct>
-    <ProfitPctLbl>ProfitPctLbl</ProfitPctLbl>
-    <ReportNameLbl>ReportNameLbl</ReportNameLbl>
-    <ReportTitle>ReportTitle</ReportTitle>
-    <RunOnLbl>RunOnLbl</RunOnLbl>
-    <SalesAmtActual_ItemLedgEntryCaption>SalesAmtActual_ItemLedgEntryCaption</SalesAmtActual_ItemLedgEntryCaption>
-    <SourceNo_ItemLedgEntryCaption>SourceNo_ItemLedgEntryCaption</SourceNo_ItemLedgEntryCaption>
-    <Total>Total</Total>
-    <UserLbl>UserLbl</UserLbl>
-  </Labels>
-  <ReportHeader>
-    <CompanyName>CompanyName</CompanyName>
-    <ItemFilter>ItemFilter</ItemFilter>
-    <ItemLedgEntryFilter>ItemLedgEntryFilter</ItemLedgEntryFilter>
-    <PeriodText>PeriodText</PeriodText>
-  </ReportHeader>
-  <Item>
-    <BaseUnitofMeasure_Item>BaseUnitofMeasure_Item</BaseUnitofMeasure_Item>
-    <Description_Item>Description_Item</Description_Item>
-    <No_Item>No_Item</No_Item>
-    <Item_Ledger_Entry>
-      <Integer>
-        <CustName>CustName</CustName>
-        <DiscountAmount>DiscountAmount</DiscountAmount>
-        <InvQty_ItemLedgEntry>InvQty_ItemLedgEntry</InvQty_ItemLedgEntry>
-        <Profit_ItemLedgEntry>Profit_ItemLedgEntry</Profit_ItemLedgEntry>
-        <ProfitPct_ItemLedgEntry>ProfitPct_ItemLedgEntry</ProfitPct_ItemLedgEntry>
-        <SalesAmtActual_ItemLedgEntry>SalesAmtActual_ItemLedgEntry</SalesAmtActual_ItemLedgEntry>
-        <SourceNo_ItemLedgEntry>SourceNo_ItemLedgEntry</SourceNo_ItemLedgEntry>
-      </Integer>
-    </Item_Ledger_Entry>
-    <SubTotals>
-      <SubTotals_Description>SubTotals_Description</SubTotals_Description>
-      <SubTotals_DiscountAmount>SubTotals_DiscountAmount</SubTotals_DiscountAmount>
-      <SubTotals_InvQty>SubTotals_InvQty</SubTotals_InvQty>
-      <SubTotals_Profit>SubTotals_Profit</SubTotals_Profit>
-      <SubTotals_ProfitPct>SubTotals_ProfitPct</SubTotals_ProfitPct>
-      <SubTotals_SalesAmtActual>SubTotals_SalesAmtActual</SubTotals_SalesAmtActual>
-    </SubTotals>
-  </Item>
-  <Totals>
-    <Totals_DiscountAmount>Totals_DiscountAmount</Totals_DiscountAmount>
-    <Totals_Profit>Totals_Profit</Totals_Profit>
-    <Totals_ProfitPct>Totals_ProfitPct</Totals_ProfitPct>
-    <Totals_SalesAmtActual>Totals_SalesAmtActual</Totals_SalesAmtActual>
-  </Totals>
-</NavWordReportXmlPart>
+<file path=customXml/item1.xml>��< ? x m l   v e r s i o n = " 1 . 0 "   e n c o d i n g = " u t f - 1 6 " ? > + 
+ < N a v W o r d R e p o r t X m l P a r t   x m l n s = " u r n : m i c r o s o f t - d y n a m i c s - n a v / r e p o r t s / I n v e n t o r y _ C u s t o m e r _ S a l e s / 7 1 3 / " > + 
+     < B C R e p o r t I n f o r m a t i o n > + 
+         < R e p o r t M e t a d a t a > + 
+             < E x t e n s i o n I d > E x t e n s i o n   I D < / E x t e n s i o n I d > + 
+             < E x t e n s i o n N a m e > E x t e n s i o n   N a m e < / E x t e n s i o n N a m e > + 
+             < E x t e n s i o n P u b l i s h e r > E x t e n s i o n   P u b l i s h e r < / E x t e n s i o n P u b l i s h e r > + 
+             < E x t e n s i o n V e r s i o n > E x t e n s i o n   V e r s i o n < / E x t e n s i o n V e r s i o n > + 
+             < R e p o r t I d > R e p o r t   I D < / R e p o r t I d > + 
+             < R e p o r t N a m e > R e p o r t   N a m e < / R e p o r t N a m e > + 
+             < A b o u t T h i s R e p o r t T i t l e > A b o u t   T h i s   R e p o r t   T i t l e < / A b o u t T h i s R e p o r t T i t l e > + 
+             < A b o u t T h i s R e p o r t T e x t > A b o u t   T h i s   R e p o r t   T e x t < / A b o u t T h i s R e p o r t T e x t > + 
+             < R e p o r t H e l p L i n k > R e p o r t   H e l p   L i n k < / R e p o r t H e l p L i n k > + 
+         < / R e p o r t M e t a d a t a > + 
+         < R e p o r t R e q u e s t > + 
+             < T e n a n t E n t r a I d > T e n a n t   E n t r a   I d < / T e n a n t E n t r a I d > + 
+             < E n v i r o n m e n t N a m e > E n v i r o n m e n t   N a m e < / E n v i r o n m e n t N a m e > + 
+             < E n v i r o n m e n t T y p e > E n v i r o n m e n t   T y p e < / E n v i r o n m e n t T y p e > + 
+             < C o m p a n y N a m e > C o m p a n y   N a m e < / C o m p a n y N a m e > + 
+             < C o m p a n y D i s p l a y N a m e > C o m p a n y   D i s p l a y   N a m e < / C o m p a n y D i s p l a y N a m e > + 
+             < C o m p a n y I d > C o m p a n y   I D < / C o m p a n y I d > + 
+             < U s e r N a m e > U s e r   N a m e < / U s e r N a m e > + 
+             < D a t e A n d T i m e > D a t e   a n d   T i m e < / D a t e A n d T i m e > + 
+             < L a n g u a g e > L a n g u a g e < / L a n g u a g e > + 
+             < F o r m a t R e g i o n > F o r m a t   R e g i o n < / F o r m a t R e g i o n > + 
+             < D a t e T i m e V a l u e s > + 
+                 < Y e a r > Y e a r < / Y e a r > + 
+                 < M o n t h N u m b e r > M o n t h   N u m b e r < / M o n t h N u m b e r > + 
+                 < D a y N u m b e r > D a y   N u m b e r < / D a y N u m b e r > + 
+                 < H o u r > H o u r < / H o u r > + 
+                 < M i n u t e > M i n u t e < / M i n u t e > + 
+             < / D a t e T i m e V a l u e s > + 
+         < / R e p o r t R e q u e s t > + 
+     < / B C R e p o r t I n f o r m a t i o n > + 
+     < L a b e l s > + 
+         < A b o u t T h e R e p o r t L b l > A b o u t T h e R e p o r t L b l < / A b o u t T h e R e p o r t L b l > + 
+         < A m o u n t > A m o u n t < / A m o u n t > + 
+         < A m o u n t L b l > A m o u n t L b l < / A m o u n t L b l > + 
+         < B a s e U n i t o f M e a s u r e _ I t e m C a p t i o n > B a s e U n i t o f M e a s u r e _ I t e m C a p t i o n < / B a s e U n i t o f M e a s u r e _ I t e m C a p t i o n > + 
+         < C o m p a n y L b l > C o m p a n y L b l < / C o m p a n y L b l > + 
+         < C u s t N a m e L b l > C u s t N a m e L b l < / C u s t N a m e L b l > + 
+         < C u s t o m e r N o > C u s t o m e r N o < / C u s t o m e r N o > + 
+         < C u s t o m e r N o L b l > C u s t o m e r N o L b l < / C u s t o m e r N o L b l > + 
+         < D a t a R e t r i e v e d L b l > D a t a R e t r i e v e d L b l < / D a t a R e t r i e v e d L b l > + 
+         < D e s c r i p t i o n _ I t e m C a p t i o n > D e s c r i p t i o n _ I t e m C a p t i o n < / D e s c r i p t i o n _ I t e m C a p t i o n > + 
+         < D i s c o u n t A m t > D i s c o u n t A m t < / D i s c o u n t A m t > + 
+         < D i s c o u n t A m t L b l > D i s c o u n t A m t L b l < / D i s c o u n t A m t L b l > + 
+         < D o c u m e n t a t i o n L b l > D o c u m e n t a t i o n L b l < / D o c u m e n t a t i o n L b l > + 
+         < E n v i r o n m e n t L b l > E n v i r o n m e n t L b l < / E n v i r o n m e n t L b l > + 
+         < I n v C u s t o m e r S a l e s A n a l y s i s L b l > I n v C u s t o m e r S a l e s A n a l y s i s L b l < / I n v C u s t o m e r S a l e s A n a l y s i s L b l > + 
+         < I n v C u s t o m e r S a l e s P r i n t L b l > I n v C u s t o m e r S a l e s P r i n t L b l < / I n v C u s t o m e r S a l e s P r i n t L b l > + 
+         < I n v e n t o r y C u s t o m e r S a l e s L b l > I n v e n t o r y C u s t o m e r S a l e s L b l < / I n v e n t o r y C u s t o m e r S a l e s L b l > + 
+         < I n v o i c e d Q t y > I n v o i c e d Q t y < / I n v o i c e d Q t y > + 
+         < I n v Q t y L b l > I n v Q t y L b l < / I n v Q t y L b l > + 
+         < N a m e > N a m e < / N a m e > + 
+         < N o _ I t e m C a p t i o n > N o _ I t e m C a p t i o n < / N o _ I t e m C a p t i o n > + 
+         < P a g e > P a g e < / P a g e > + 
+         < P e r i o d L b l > P e r i o d L b l < / P e r i o d L b l > + 
+         < P r o f i t > P r o f i t < / P r o f i t > + 
+         < P r o f i t _ I t e m L e d g E n t r y C a p t i o n > P r o f i t _ I t e m L e d g E n t r y C a p t i o n < / P r o f i t _ I t e m L e d g E n t r y C a p t i o n > + 
+         < P r o f i t L b l > P r o f i t L b l < / P r o f i t L b l > + 
+         < P r o f i t P c t > P r o f i t P c t < / P r o f i t P c t > + 
+         < P r o f i t P c t L b l > P r o f i t P c t L b l < / P r o f i t P c t L b l > + 
+         < R e p o r t N a m e L b l > R e p o r t N a m e L b l < / R e p o r t N a m e L b l > + 
+         < R e p o r t T i t l e > R e p o r t T i t l e < / R e p o r t T i t l e > + 
+         < R u n O n L b l > R u n O n L b l < / R u n O n L b l > + 
+         < S a l e s A m t A c t u a l _ I t e m L e d g E n t r y C a p t i o n > S a l e s A m t A c t u a l _ I t e m L e d g E n t r y C a p t i o n < / S a l e s A m t A c t u a l _ I t e m L e d g E n t r y C a p t i o n > + 
+         < S o u r c e N o _ I t e m L e d g E n t r y C a p t i o n > S o u r c e N o _ I t e m L e d g E n t r y C a p t i o n < / S o u r c e N o _ I t e m L e d g E n t r y C a p t i o n > + 
+         < T o t a l > T o t a l < / T o t a l > + 
+         < U s e r L b l > U s e r L b l < / U s e r L b l > + 
+     < / L a b e l s > + 
+     < R e p o r t H e a d e r > + 
+         < C o m p a n y N a m e > C o m p a n y N a m e < / C o m p a n y N a m e > + 
+         < I t e m F i l t e r > I t e m F i l t e r < / I t e m F i l t e r > + 
+         < I t e m L e d g E n t r y F i l t e r > I t e m L e d g E n t r y F i l t e r < / I t e m L e d g E n t r y F i l t e r > + 
+         < P e r i o d T e x t > P e r i o d T e x t < / P e r i o d T e x t > + 
+     < / R e p o r t H e a d e r > + 
+     < I t e m > + 
+         < B a s e U n i t o f M e a s u r e _ I t e m > B a s e U n i t o f M e a s u r e _ I t e m < / B a s e U n i t o f M e a s u r e _ I t e m > + 
+         < D e s c r i p t i o n _ I t e m > D e s c r i p t i o n _ I t e m < / D e s c r i p t i o n _ I t e m > + 
+         < N o _ I t e m > N o _ I t e m < / N o _ I t e m > + 
+         < I t e m _ L e d g e r _ E n t r y > + 
+             < I n t e g e r > + 
+                 < C u s t N a m e > C u s t N a m e < / C u s t N a m e > + 
+                 < D i s c o u n t A m o u n t > D i s c o u n t A m o u n t < / D i s c o u n t A m o u n t > + 
+                 < I n v Q t y _ I t e m L e d g E n t r y > I n v Q t y _ I t e m L e d g E n t r y < / I n v Q t y _ I t e m L e d g E n t r y > + 
+                 < P r o f i t _ I t e m L e d g E n t r y > P r o f i t _ I t e m L e d g E n t r y < / P r o f i t _ I t e m L e d g E n t r y > + 
+                 < P r o f i t P c t _ I t e m L e d g E n t r y > P r o f i t P c t _ I t e m L e d g E n t r y < / P r o f i t P c t _ I t e m L e d g E n t r y > + 
+                 < S a l e s A m t A c t u a l _ I t e m L e d g E n t r y > S a l e s A m t A c t u a l _ I t e m L e d g E n t r y < / S a l e s A m t A c t u a l _ I t e m L e d g E n t r y > + 
+                 < S o u r c e N o _ I t e m L e d g E n t r y > S o u r c e N o _ I t e m L e d g E n t r y < / S o u r c e N o _ I t e m L e d g E n t r y > + 
+             < / I n t e g e r > + 
+         < / I t e m _ L e d g e r _ E n t r y > + 
+         < S u b T o t a l s > + 
+             < S u b T o t a l s _ D e s c r i p t i o n > S u b T o t a l s _ D e s c r i p t i o n < / S u b T o t a l s _ D e s c r i p t i o n > + 
+             < S u b T o t a l s _ D i s c o u n t A m o u n t > S u b T o t a l s _ D i s c o u n t A m o u n t < / S u b T o t a l s _ D i s c o u n t A m o u n t > + 
+             < S u b T o t a l s _ I n v Q t y > S u b T o t a l s _ I n v Q t y < / S u b T o t a l s _ I n v Q t y > + 
+             < S u b T o t a l s _ P r o f i t > S u b T o t a l s _ P r o f i t < / S u b T o t a l s _ P r o f i t > + 
+             < S u b T o t a l s _ P r o f i t P c t > S u b T o t a l s _ P r o f i t P c t < / S u b T o t a l s _ P r o f i t P c t > + 
+             < S u b T o t a l s _ S a l e s A m t A c t u a l > S u b T o t a l s _ S a l e s A m t A c t u a l < / S u b T o t a l s _ S a l e s A m t A c t u a l > + 
+         < / S u b T o t a l s > + 
+     < / I t e m > + 
+     < T o t a l s > + 
+         < T o t a l s _ D i s c o u n t A m o u n t > T o t a l s _ D i s c o u n t A m o u n t < / T o t a l s _ D i s c o u n t A m o u n t > + 
+         < T o t a l s _ P r o f i t > T o t a l s _ P r o f i t < / T o t a l s _ P r o f i t > + 
+         < T o t a l s _ P r o f i t P c t > T o t a l s _ P r o f i t P c t < / T o t a l s _ P r o f i t P c t > + 
+         < T o t a l s _ S a l e s A m t A c t u a l > T o t a l s _ S a l e s A m t A c t u a l < / T o t a l s _ S a l e s A m t A c t u a l > + 
+     < / T o t a l s > + 
+ < / N a v W o r d R e p o r t X m l P a r t > 
 </file>
 
 <file path=customXml/itemProps1.xml><?xml version="1.0" encoding="utf-8"?>

--- a/Base Application/Inventory/Reports/InventoryCustomerSales.docx
+++ b/Base Application/Inventory/Reports/InventoryCustomerSales.docx
@@ -4613,203 +4613,160 @@
 </a:theme>
 </file>
 
-<file path=customXml/item1.xml>��< ? x m l   v e r s i o n = " 1 . 0 "   e n c o d i n g = " u t f - 1 6 " ? > - 
- < N a v W o r d R e p o r t X m l P a r t   x m l n s = " u r n : m i c r o s o f t - d y n a m i c s - n a v / r e p o r t s / I n v e n t o r y _ C u s t o m e r _ S a l e s / 7 1 3 / " > - 
-     < B C R e p o r t I n f o r m a t i o n > - 
-         < R e p o r t M e t a d a t a > - 
-             < E x t e n s i o n I d > E x t e n s i o n   I D < / E x t e n s i o n I d > - 
-             < E x t e n s i o n N a m e > E x t e n s i o n   N a m e < / E x t e n s i o n N a m e > - 
-             < E x t e n s i o n P u b l i s h e r > E x t e n s i o n   P u b l i s h e r < / E x t e n s i o n P u b l i s h e r > - 
-             < E x t e n s i o n V e r s i o n > E x t e n s i o n   V e r s i o n < / E x t e n s i o n V e r s i o n > - 
-             < R e p o r t I d > R e p o r t   I D < / R e p o r t I d > - 
-             < R e p o r t N a m e > R e p o r t   N a m e < / R e p o r t N a m e > - 
-             < A b o u t T h i s R e p o r t T i t l e > A b o u t   T h i s   R e p o r t   T i t l e < / A b o u t T h i s R e p o r t T i t l e > - 
-             < A b o u t T h i s R e p o r t T e x t > A b o u t   T h i s   R e p o r t   T e x t < / A b o u t T h i s R e p o r t T e x t > - 
-             < R e p o r t H e l p L i n k > R e p o r t   H e l p   L i n k < / R e p o r t H e l p L i n k > - 
-         < / R e p o r t M e t a d a t a > - 
-         < R e p o r t R e q u e s t > - 
-             < T e n a n t E n t r a I d > T e n a n t   E n t r a   I d < / T e n a n t E n t r a I d > - 
-             < E n v i r o n m e n t N a m e > E n v i r o n m e n t   N a m e < / E n v i r o n m e n t N a m e > - 
-             < E n v i r o n m e n t T y p e > E n v i r o n m e n t   T y p e < / E n v i r o n m e n t T y p e > - 
-             < C o m p a n y N a m e > C o m p a n y   N a m e < / C o m p a n y N a m e > - 
-             < C o m p a n y D i s p l a y N a m e > C o m p a n y   D i s p l a y   N a m e < / C o m p a n y D i s p l a y N a m e > - 
-             < C o m p a n y I d > C o m p a n y   I D < / C o m p a n y I d > - 
-             < U s e r N a m e > U s e r   N a m e < / U s e r N a m e > - 
-             < D a t e A n d T i m e > D a t e   a n d   T i m e < / D a t e A n d T i m e > - 
-             < L a n g u a g e > L a n g u a g e < / L a n g u a g e > - 
-             < F o r m a t R e g i o n > F o r m a t   R e g i o n < / F o r m a t R e g i o n > - 
-             < D a t e T i m e V a l u e s > - 
-                 < Y e a r > Y e a r < / Y e a r > - 
-                 < M o n t h N u m b e r > M o n t h   N u m b e r < / M o n t h N u m b e r > - 
-                 < D a y N u m b e r > D a y   N u m b e r < / D a y N u m b e r > - 
-                 < H o u r > H o u r < / H o u r > - 
-                 < M i n u t e > M i n u t e < / M i n u t e > - 
-             < / D a t e T i m e V a l u e s > - 
-         < / R e p o r t R e q u e s t > - 
-     < / B C R e p o r t I n f o r m a t i o n > - 
-     < L a b e l s > - 
-         < A b o u t T h e R e p o r t L b l > A b o u t T h e R e p o r t L b l < / A b o u t T h e R e p o r t L b l > - 
-         < A m o u n t L b l > A m o u n t L b l < / A m o u n t L b l > - 
-         < B a s e U n i t o f M e a s u r e _ I t e m C a p t i o n > B a s e U n i t o f M e a s u r e _ I t e m C a p t i o n < / B a s e U n i t o f M e a s u r e _ I t e m C a p t i o n > - 
-         < C o m p a n y L b l > C o m p a n y L b l < / C o m p a n y L b l > - 
-         < C u s t N a m e L b l > C u s t N a m e L b l < / C u s t N a m e L b l > - 
-         < C u s t o m e r N o L b l > C u s t o m e r N o L b l < / C u s t o m e r N o L b l > - 
-         < D a t a R e t r i e v e d L b l > D a t a R e t r i e v e d L b l < / D a t a R e t r i e v e d L b l > - 
-         < D e s c r i p t i o n _ I t e m C a p t i o n > D e s c r i p t i o n _ I t e m C a p t i o n < / D e s c r i p t i o n _ I t e m C a p t i o n > - 
-         < D i s c o u n t A m t L b l > D i s c o u n t A m t L b l < / D i s c o u n t A m t L b l > - 
-         < D o c u m e n t a t i o n L b l > D o c u m e n t a t i o n L b l < / D o c u m e n t a t i o n L b l > - 
-         < E n v i r o n m e n t L b l > E n v i r o n m e n t L b l < / E n v i r o n m e n t L b l > - 
-         < I n v C u s t o m e r S a l e s A n a l y s i s L b l > I n v C u s t o m e r S a l e s A n a l y s i s L b l < / I n v C u s t o m e r S a l e s A n a l y s i s L b l > - 
-         < I n v C u s t o m e r S a l e s P r i n t L b l > I n v C u s t o m e r S a l e s P r i n t L b l < / I n v C u s t o m e r S a l e s P r i n t L b l > - 
-         < I n v e n t o r y C u s t o m e r S a l e s L b l > I n v e n t o r y C u s t o m e r S a l e s L b l < / I n v e n t o r y C u s t o m e r S a l e s L b l > - 
-         < I n v Q t y L b l > I n v Q t y L b l < / I n v Q t y L b l > - 
-         < N o _ I t e m C a p t i o n > N o _ I t e m C a p t i o n < / N o _ I t e m C a p t i o n > - 
-         < P e r i o d L b l > P e r i o d L b l < / P e r i o d L b l > - 
-         < P r o f i t _ I t e m L e d g E n t r y C a p t i o n > P r o f i t _ I t e m L e d g E n t r y C a p t i o n < / P r o f i t _ I t e m L e d g E n t r y C a p t i o n > - 
-         < P r o f i t L b l > P r o f i t L b l < / P r o f i t L b l > - 
-         < P r o f i t P c t L b l > P r o f i t P c t L b l < / P r o f i t P c t L b l > - 
-         < R e p o r t N a m e L b l > R e p o r t N a m e L b l < / R e p o r t N a m e L b l > - 
-         < R u n O n L b l > R u n O n L b l < / R u n O n L b l > - 
-         < S a l e s A m t A c t u a l _ I t e m L e d g E n t r y C a p t i o n > S a l e s A m t A c t u a l _ I t e m L e d g E n t r y C a p t i o n < / S a l e s A m t A c t u a l _ I t e m L e d g E n t r y C a p t i o n > - 
-         < S o u r c e N o _ I t e m L e d g E n t r y C a p t i o n > S o u r c e N o _ I t e m L e d g E n t r y C a p t i o n < / S o u r c e N o _ I t e m L e d g E n t r y C a p t i o n > - 
-         < U s e r L b l > U s e r L b l < / U s e r L b l > - 
-     < / L a b e l s > - 
-     < R e p o r t H e a d e r > - 
-         < I t e m F i l t e r > I t e m F i l t e r < / I t e m F i l t e r > - 
-         < I t e m L e d g E n t r y F i l t e r > I t e m L e d g E n t r y F i l t e r < / I t e m L e d g E n t r y F i l t e r > - 
-     < / R e p o r t H e a d e r > - 
-     < I t e m > - 
-         < B a s e U n i t o f M e a s u r e _ I t e m > B a s e U n i t o f M e a s u r e _ I t e m < / B a s e U n i t o f M e a s u r e _ I t e m > - 
-         < D e s c r i p t i o n _ I t e m > D e s c r i p t i o n _ I t e m < / D e s c r i p t i o n _ I t e m > - 
-         < N o _ I t e m > N o _ I t e m < / N o _ I t e m > - 
-         < I t e m _ L e d g e r _ E n t r y > - 
-             < I n t e g e r > - 
-                 < C u s t N a m e > C u s t N a m e < / C u s t N a m e > - 
-                 < D i s c o u n t A m o u n t > D i s c o u n t A m o u n t < / D i s c o u n t A m o u n t > - 
-                 < I n v Q t y _ I t e m L e d g E n t r y > I n v Q t y _ I t e m L e d g E n t r y < / I n v Q t y _ I t e m L e d g E n t r y > - 
-                 < P r o f i t P c t _ I t e m L e d g E n t r y > P r o f i t P c t _ I t e m L e d g E n t r y < / P r o f i t P c t _ I t e m L e d g E n t r y > - 
-                 < P r o f i t _ I t e m L e d g E n t r y > P r o f i t _ I t e m L e d g E n t r y < / P r o f i t _ I t e m L e d g E n t r y > - 
-                 < S a l e s A m t A c t u a l _ I t e m L e d g E n t r y > S a l e s A m t A c t u a l _ I t e m L e d g E n t r y < / S a l e s A m t A c t u a l _ I t e m L e d g E n t r y > - 
-                 < S o u r c e N o _ I t e m L e d g E n t r y > S o u r c e N o _ I t e m L e d g E n t r y < / S o u r c e N o _ I t e m L e d g E n t r y > - 
-             < / I n t e g e r > - 
-         < / I t e m _ L e d g e r _ E n t r y > - 
-         < S u b T o t a l s > - 
-             < S u b T o t a l s _ D e s c r i p t i o n > S u b T o t a l s _ D e s c r i p t i o n < / S u b T o t a l s _ D e s c r i p t i o n > - 
-             < S u b T o t a l s _ D i s c o u n t A m o u n t > S u b T o t a l s _ D i s c o u n t A m o u n t < / S u b T o t a l s _ D i s c o u n t A m o u n t > - 
-             < S u b T o t a l s _ I n v Q t y > S u b T o t a l s _ I n v Q t y < / S u b T o t a l s _ I n v Q t y > - 
-             < S u b T o t a l s _ P r o f i t > S u b T o t a l s _ P r o f i t < / S u b T o t a l s _ P r o f i t > - 
-             < S u b T o t a l s _ P r o f i t P c t > S u b T o t a l s _ P r o f i t P c t < / S u b T o t a l s _ P r o f i t P c t > - 
-             < S u b T o t a l s _ S a l e s A m t A c t u a l > S u b T o t a l s _ S a l e s A m t A c t u a l < / S u b T o t a l s _ S a l e s A m t A c t u a l > - 
-         < / S u b T o t a l s > - 
-     < / I t e m > - 
-     < T o t a l s > - 
-         < T o t a l s _ D i s c o u n t A m o u n t > T o t a l s _ D i s c o u n t A m o u n t < / T o t a l s _ D i s c o u n t A m o u n t > - 
-         < T o t a l s _ P r o f i t > T o t a l s _ P r o f i t < / T o t a l s _ P r o f i t > - 
-         < T o t a l s _ P r o f i t P c t > T o t a l s _ P r o f i t P c t < / T o t a l s _ P r o f i t P c t > - 
-         < T o t a l s _ S a l e s A m t A c t u a l > T o t a l s _ S a l e s A m t A c t u a l < / T o t a l s _ S a l e s A m t A c t u a l > - 
-     < / T o t a l s > - 
- < / N a v W o r d R e p o r t X m l P a r t > 
+<file path=customXml/item1.xml><?xml version="1.0" encoding="utf-8"?>
+<NavWordReportXmlPart xmlns="urn:microsoft-dynamics-nav/reports/Inventory_Customer_Sales/713/">
+  <BCReportInformation>
+    <ReportMetadata>
+      <ExtensionId>Extension ID</ExtensionId>
+      <ExtensionName>Extension Name</ExtensionName>
+      <ExtensionPublisher>Extension Publisher</ExtensionPublisher>
+      <ExtensionVersion>Extension Version</ExtensionVersion>
+      <ReportId>Report ID</ReportId>
+      <ReportName>Report Name</ReportName>
+      <AboutThisReportTitle>About This Report Title</AboutThisReportTitle>
+      <AboutThisReportText>About This Report Text</AboutThisReportText>
+      <ReportHelpLink>Report Help Link</ReportHelpLink>
+      <ReportCaption>Report Caption</ReportCaption>
+    </ReportMetadata>
+    <ReportRequest>
+      <TenantEntraId>Tenant Entra Id</TenantEntraId>
+      <EnvironmentName>Environment Name</EnvironmentName>
+      <EnvironmentType>Environment Type</EnvironmentType>
+      <CompanyName>Company Name</CompanyName>
+      <CompanyDisplayName>Company Display Name</CompanyDisplayName>
+      <CompanyId>Company ID</CompanyId>
+      <UserName>User Name</UserName>
+      <DateAndTime>Date and Time</DateAndTime>
+      <Language>Language</Language>
+      <FormatRegion>Format Region</FormatRegion>
+      <DateTimeValues>
+        <Year>Year</Year>
+        <MonthNumber>Month Number</MonthNumber>
+        <DayNumber>Day Number</DayNumber>
+        <Hour>Hour</Hour>
+        <Minute>Minute</Minute>
+      </DateTimeValues>
+    </ReportRequest>
+    <CompanyMetadata>
+      <CompanyName>Company Name</CompanyName>
+      <CompanyDisplayName>Company Display Name</CompanyDisplayName>
+      <CompanyAddressLines>
+        <CompanyAddressLine1>Company Address Line 1</CompanyAddressLine1>
+        <CompanyAddressLine2>Company Address Line 2</CompanyAddressLine2>
+        <CompanyAddressLine3>Company Address Line 3</CompanyAddressLine3>
+        <CompanyAddressLine4>Company Address Line 4</CompanyAddressLine4>
+        <CompanyAddressLine5>Company Address Line 5</CompanyAddressLine5>
+        <CompanyAddressLine6>Company Address Line 6</CompanyAddressLine6>
+        <CompanyAddressLine7>Company Address Line 7</CompanyAddressLine7>
+        <CompanyAddressLine8>Company Address Line 8</CompanyAddressLine8>
+      </CompanyAddressLines>
+      <CompanyPhone>Company Phone</CompanyPhone>
+      <CompanyPhoneCaption>Company Phone Caption</CompanyPhoneCaption>
+      <CompanyFaxNo>Company Fax No.</CompanyFaxNo>
+      <CompanyFaxNoCaption>Company Fax No. Caption</CompanyFaxNoCaption>
+      <CompanyEmail>Company Email</CompanyEmail>
+      <CompanyEmailCaption>Company Email Caption</CompanyEmailCaption>
+      <CompanyHomePage>Company Home Page</CompanyHomePage>
+      <CompanyHomePageCaption>Company Home Page Caption</CompanyHomePageCaption>
+      <CompanyLogo>Company Logo</CompanyLogo>
+      <CompanyVATRegistrationNo>Company VAT Registration No.</CompanyVATRegistrationNo>
+      <CompanyVATRegistrationNoCaption>Company VAT Registration No. Caption</CompanyVATRegistrationNoCaption>
+      <CompanyRegistrationNo>Company Registration No.</CompanyRegistrationNo>
+      <CompanyRegistrationNoCaption>Company Registration No. Caption</CompanyRegistrationNoCaption>
+      <CompanyBankName>Company Bank Name</CompanyBankName>
+      <CompanyBankNameCaption>Company Bank Name Caption</CompanyBankNameCaption>
+      <CompanyBankAccountNo>Company Bank Account No.</CompanyBankAccountNo>
+      <CompanyBankAccountNoCaption>Company Bank Account No. Caption</CompanyBankAccountNoCaption>
+      <CompanyBankBranchNo>Company Bank Branch No.</CompanyBankBranchNo>
+      <CompanyBankBranchNoCaption>Company Bank Branch No. Caption</CompanyBankBranchNoCaption>
+      <CompanyIBAN>Company IBAN</CompanyIBAN>
+      <CompanyIBANCaption>Company IBAN Caption</CompanyIBANCaption>
+      <CompanyBankSWIFT>Company Bank SWIFT</CompanyBankSWIFT>
+      <CompanyBankSWIFTCaption>Company Bank SWIFT Caption</CompanyBankSWIFTCaption>
+      <CompanyGiroNo>Company Giro No.</CompanyGiroNo>
+      <CompanyGiroNoCaption>Company Giro No. Caption</CompanyGiroNoCaption>
+    </CompanyMetadata>
+  </BCReportInformation>
+  <Labels>
+    <AboutTheReportLbl>AboutTheReportLbl</AboutTheReportLbl>
+    <Amount>Amount</Amount>
+    <AmountLbl>AmountLbl</AmountLbl>
+    <BaseUnitofMeasure_ItemCaption>BaseUnitofMeasure_ItemCaption</BaseUnitofMeasure_ItemCaption>
+    <CompanyLbl>CompanyLbl</CompanyLbl>
+    <CustNameLbl>CustNameLbl</CustNameLbl>
+    <CustomerNo>CustomerNo</CustomerNo>
+    <CustomerNoLbl>CustomerNoLbl</CustomerNoLbl>
+    <DataRetrievedLbl>DataRetrievedLbl</DataRetrievedLbl>
+    <Description_ItemCaption>Description_ItemCaption</Description_ItemCaption>
+    <DiscountAmt>DiscountAmt</DiscountAmt>
+    <DiscountAmtLbl>DiscountAmtLbl</DiscountAmtLbl>
+    <DocumentationLbl>DocumentationLbl</DocumentationLbl>
+    <EnvironmentLbl>EnvironmentLbl</EnvironmentLbl>
+    <InvCustomerSalesAnalysisLbl>InvCustomerSalesAnalysisLbl</InvCustomerSalesAnalysisLbl>
+    <InvCustomerSalesPrintLbl>InvCustomerSalesPrintLbl</InvCustomerSalesPrintLbl>
+    <InventoryCustomerSalesLbl>InventoryCustomerSalesLbl</InventoryCustomerSalesLbl>
+    <InvoicedQty>InvoicedQty</InvoicedQty>
+    <InvQtyLbl>InvQtyLbl</InvQtyLbl>
+    <Name>Name</Name>
+    <No_ItemCaption>No_ItemCaption</No_ItemCaption>
+    <Page>Page</Page>
+    <PeriodLbl>PeriodLbl</PeriodLbl>
+    <Profit>Profit</Profit>
+    <Profit_ItemLedgEntryCaption>Profit_ItemLedgEntryCaption</Profit_ItemLedgEntryCaption>
+    <ProfitLbl>ProfitLbl</ProfitLbl>
+    <ProfitPct>ProfitPct</ProfitPct>
+    <ProfitPctLbl>ProfitPctLbl</ProfitPctLbl>
+    <ReportNameLbl>ReportNameLbl</ReportNameLbl>
+    <ReportTitle>ReportTitle</ReportTitle>
+    <RunOnLbl>RunOnLbl</RunOnLbl>
+    <SalesAmtActual_ItemLedgEntryCaption>SalesAmtActual_ItemLedgEntryCaption</SalesAmtActual_ItemLedgEntryCaption>
+    <SourceNo_ItemLedgEntryCaption>SourceNo_ItemLedgEntryCaption</SourceNo_ItemLedgEntryCaption>
+    <Total>Total</Total>
+    <UserLbl>UserLbl</UserLbl>
+  </Labels>
+  <ReportHeader>
+    <CompanyName>CompanyName</CompanyName>
+    <ItemFilter>ItemFilter</ItemFilter>
+    <ItemLedgEntryFilter>ItemLedgEntryFilter</ItemLedgEntryFilter>
+    <PeriodText>PeriodText</PeriodText>
+  </ReportHeader>
+  <Item>
+    <BaseUnitofMeasure_Item>BaseUnitofMeasure_Item</BaseUnitofMeasure_Item>
+    <Description_Item>Description_Item</Description_Item>
+    <No_Item>No_Item</No_Item>
+    <Item_Ledger_Entry>
+      <Integer>
+        <CustName>CustName</CustName>
+        <DiscountAmount>DiscountAmount</DiscountAmount>
+        <InvQty_ItemLedgEntry>InvQty_ItemLedgEntry</InvQty_ItemLedgEntry>
+        <Profit_ItemLedgEntry>Profit_ItemLedgEntry</Profit_ItemLedgEntry>
+        <ProfitPct_ItemLedgEntry>ProfitPct_ItemLedgEntry</ProfitPct_ItemLedgEntry>
+        <SalesAmtActual_ItemLedgEntry>SalesAmtActual_ItemLedgEntry</SalesAmtActual_ItemLedgEntry>
+        <SourceNo_ItemLedgEntry>SourceNo_ItemLedgEntry</SourceNo_ItemLedgEntry>
+      </Integer>
+    </Item_Ledger_Entry>
+    <SubTotals>
+      <SubTotals_Description>SubTotals_Description</SubTotals_Description>
+      <SubTotals_DiscountAmount>SubTotals_DiscountAmount</SubTotals_DiscountAmount>
+      <SubTotals_InvQty>SubTotals_InvQty</SubTotals_InvQty>
+      <SubTotals_Profit>SubTotals_Profit</SubTotals_Profit>
+      <SubTotals_ProfitPct>SubTotals_ProfitPct</SubTotals_ProfitPct>
+      <SubTotals_SalesAmtActual>SubTotals_SalesAmtActual</SubTotals_SalesAmtActual>
+    </SubTotals>
+  </Item>
+  <Totals>
+    <Totals_DiscountAmount>Totals_DiscountAmount</Totals_DiscountAmount>
+    <Totals_Profit>Totals_Profit</Totals_Profit>
+    <Totals_ProfitPct>Totals_ProfitPct</Totals_ProfitPct>
+    <Totals_SalesAmtActual>Totals_SalesAmtActual</Totals_SalesAmtActual>
+  </Totals>
+</NavWordReportXmlPart>
 </file>
 
 <file path=customXml/itemProps1.xml><?xml version="1.0" encoding="utf-8"?>
 <ds:datastoreItem xmlns:ds="http://schemas.openxmlformats.org/officeDocument/2006/customXml" ds:itemID="{0E62280E-706F-45D7-BEE2-B24E4BE14C14}">
   <ds:schemaRefs>
-    <ds:schemaRef ds:uri="urn:microsoft-dynamics-nav/reports/FS_YSD_InventoryCustomerSales/50019/"/>
+    <ds:schemaRef ds:uri="urn:microsoft-dynamics-nav/reports/Inventory_Customer_Sales/713/"/>
   </ds:schemaRefs>
 </ds:datastoreItem>
 </file>
